--- a/word/Q2.1_circularity_innovation.docx
+++ b/word/Q2.1_circularity_innovation.docx
@@ -258,7 +258,7 @@
         <w:t>The integrated package `G_integrated_package`</w:t>
       </w:r>
       <w:r>
-        <w:t xml:space="preserve"> delivers the largest absolute gains (+246.7 £m discounted GVA, +6.3 pp recycled share) — confirming the proposal's view that the *mix* beats any single lever.</w:t>
+        <w:t xml:space="preserve"> delivers the largest absolute gains (+246.1 £m discounted GVA, +6.3 pp recycled share) — confirming the proposal's view that the *mix* beats any single lever.</w:t>
       </w:r>
     </w:p>
     <w:p>
@@ -926,7 +926,7 @@
               <w:rPr>
                 <w:sz w:val="16"/>
               </w:rPr>
-              <w:t>93.39</w:t>
+              <w:t>93.27</w:t>
             </w:r>
           </w:p>
         </w:tc>
@@ -939,7 +939,7 @@
               <w:rPr>
                 <w:sz w:val="16"/>
               </w:rPr>
-              <w:t>815.3</w:t>
+              <w:t>814.3</w:t>
             </w:r>
           </w:p>
         </w:tc>
@@ -978,7 +978,7 @@
               <w:rPr>
                 <w:sz w:val="16"/>
               </w:rPr>
-              <w:t>245.5</w:t>
+              <w:t>244.9</w:t>
             </w:r>
           </w:p>
         </w:tc>
@@ -991,7 +991,7 @@
               <w:rPr>
                 <w:sz w:val="16"/>
               </w:rPr>
-              <w:t>407.3</w:t>
+              <w:t>406.3</w:t>
             </w:r>
           </w:p>
         </w:tc>
@@ -1454,7 +1454,7 @@
               <w:rPr>
                 <w:sz w:val="16"/>
               </w:rPr>
-              <w:t>93.65</w:t>
+              <w:t>93.53</w:t>
             </w:r>
           </w:p>
         </w:tc>
@@ -1467,7 +1467,7 @@
               <w:rPr>
                 <w:sz w:val="16"/>
               </w:rPr>
-              <w:t>819.3</w:t>
+              <w:t>818.3</w:t>
             </w:r>
           </w:p>
         </w:tc>
@@ -1506,7 +1506,7 @@
               <w:rPr>
                 <w:sz w:val="16"/>
               </w:rPr>
-              <w:t>246.7</w:t>
+              <w:t>246.1</w:t>
             </w:r>
           </w:p>
         </w:tc>
@@ -1519,7 +1519,7 @@
               <w:rPr>
                 <w:sz w:val="16"/>
               </w:rPr>
-              <w:t>408.1</w:t>
+              <w:t>407.1</w:t>
             </w:r>
           </w:p>
         </w:tc>
@@ -1950,7 +1950,7 @@
               <w:rPr>
                 <w:sz w:val="16"/>
               </w:rPr>
-              <w:t>245.5</w:t>
+              <w:t>244.9</w:t>
             </w:r>
           </w:p>
         </w:tc>
@@ -2002,7 +2002,7 @@
               <w:rPr>
                 <w:sz w:val="16"/>
               </w:rPr>
-              <w:t>0.58</w:t>
+              <w:t>0.57</w:t>
             </w:r>
           </w:p>
         </w:tc>
@@ -2374,7 +2374,7 @@
               <w:rPr>
                 <w:sz w:val="16"/>
               </w:rPr>
-              <w:t>246.7</w:t>
+              <w:t>246.1</w:t>
             </w:r>
           </w:p>
         </w:tc>

--- a/word/Q2.1_circularity_innovation.docx
+++ b/word/Q2.1_circularity_innovation.docx
@@ -203,7 +203,16 @@
         <w:t>G_integrated_package</w:t>
       </w:r>
       <w:r>
-        <w:t xml:space="preserve"> (target = 20% critical-mineral recycled share).</w:t>
+        <w:t xml:space="preserve"> (target = 20% critical-mineral recycled share). Against the stricter </w:t>
+      </w:r>
+      <w:r>
+        <w:rPr>
+          <w:b/>
+        </w:rPr>
+        <w:t>EU-CRMA 25% (2030) stretch</w:t>
+      </w:r>
+      <w:r>
+        <w:t xml:space="preserve"> — relevant to NI's potential EU-market exposure under the Windsor Framework — the qualifying set is: none individually.</w:t>
       </w:r>
     </w:p>
     <w:p>

--- a/word/Q2.1_circularity_innovation.docx
+++ b/word/Q2.1_circularity_innovation.docx
@@ -2595,7 +2595,7 @@
               <w:rPr>
                 <w:sz w:val="16"/>
               </w:rPr>
-              <w:t>Vision 2035 DBT £50m for UK extraction/processing/recycling (+£165m already invested); NI recovery-grant share ~£7m/yr.</w:t>
+              <w:t>Vision 2035 DBT £50m UK for extraction/processing/recycling (≈£1.5m at NI's 2.9% population share; +£165m already invested); set at NI ~£7m/yr — above pro-rata, reflecting NI's over-indexed critical-minerals activity (e.g. Ionic).</w:t>
             </w:r>
           </w:p>
         </w:tc>
@@ -2636,7 +2636,7 @@
               <w:rPr>
                 <w:sz w:val="16"/>
               </w:rPr>
-              <w:t>Innovate UK CLIMATES £15m + Faraday/ReLiB £34m battery-recycling R&amp;D; NI Circular Innovation Fund ~£5m/yr.</w:t>
+              <w:t>Innovate UK CLIMATES £15m + Faraday/ReLiB £34m UK battery-recycling R&amp;D (≈£1.4m at NI's population share); NI Circular Innovation Fund set at ~£5m/yr.</w:t>
             </w:r>
           </w:p>
         </w:tc>
@@ -2677,7 +2677,7 @@
               <w:rPr>
                 <w:sz w:val="16"/>
               </w:rPr>
-              <w:t>DEFRA DRS impact assessment: £632m set-up, £1.065bn/yr running (England+NI, drinks); NI WEEE/critical-stream collection programme ~£9m/yr.</w:t>
+              <w:t>DEFRA DRS impact assessment: £632m UK set-up, £1.065bn/yr running (GB-wide drinks; ≈£18m of set-up at NI's population share); NI WEEE/critical-stream collection programme set at ~£9m/yr.</w:t>
             </w:r>
           </w:p>
         </w:tc>
